--- a/deliverables/new-video-4/Recording_Run_of_Show.docx
+++ b/deliverables/new-video-4/Recording_Run_of_Show.docx
@@ -465,7 +465,7 @@
           <w:color w:val="112345"/>
           <w:sz w:val="22"/>
         </w:rPr>
-        <w:t>12:57   Part three: Receipts</w:t>
+        <w:t>13:04   Part three: Receipts</w:t>
       </w:r>
     </w:p>
     <w:p>
@@ -495,7 +495,7 @@
           <w:color w:val="112345"/>
           <w:sz w:val="22"/>
         </w:rPr>
-        <w:t>14:23   A practical test</w:t>
+        <w:t>14:57   A practical test</w:t>
       </w:r>
     </w:p>
     <w:p>
@@ -525,7 +525,7 @@
           <w:color w:val="112345"/>
           <w:sz w:val="22"/>
         </w:rPr>
-        <w:t>15:19   When it still does not land</w:t>
+        <w:t>15:53   When it still does not land</w:t>
       </w:r>
     </w:p>
     <w:p>
@@ -555,7 +555,7 @@
           <w:color w:val="112345"/>
           <w:sz w:val="22"/>
         </w:rPr>
-        <w:t>16:58   CTA and close</w:t>
+        <w:t>17:32   CTA and close</w:t>
       </w:r>
     </w:p>
     <w:p>
@@ -637,7 +637,7 @@
           <w:i w:val="0"/>
           <w:sz w:val="21"/>
         </w:rPr>
-        <w:t>•  All three Receipts with their scope qualifiers intact: one measure, the initial ninety day period, programs I built or led.</w:t>
+        <w:t>•  All three Receipts in full. Each one now carries what was unclear, what you had to work out, what you contributed and what happened. The scope qualifiers stay in: one measure, my team's work, a ninety day window.</w:t>
       </w:r>
     </w:p>
     <w:p>
